--- a/deliverables/Videos_4_5_Record_Together_OnePager.docx
+++ b/deliverables/Videos_4_5_Record_Together_OnePager.docx
@@ -122,7 +122,7 @@
         <w:rPr>
           <w:sz w:val="21"/>
         </w:rPr>
-        <w:t>Why Nobody Can Tell What You're Actually Good At  ·  target 17:00 to 18:30  ·  script is 2621 words</w:t>
+        <w:t>Why Nobody Can Tell What You're Actually Good At  ·  target 17:00 to 18:30  ·  script is 2682 words</w:t>
       </w:r>
     </w:p>
     <w:p>
@@ -141,7 +141,7 @@
         <w:rPr>
           <w:sz w:val="21"/>
         </w:rPr>
-        <w:t>How to Explain a Career That Looks All Over the Place  ·  target 12:00 to 14:00  ·  script is 1875 words</w:t>
+        <w:t>How to Explain a Career That Looks All Over the Place  ·  target 12:00 to 14:00  ·  script is 1917 words</w:t>
       </w:r>
     </w:p>
     <w:p>
@@ -425,7 +425,7 @@
           <w:i w:val="0"/>
           <w:sz w:val="20"/>
         </w:rPr>
-        <w:t>•  All three Receipts with their scope qualifiers intact: one measure, the initial ninety day period, programs I built or led.</w:t>
+        <w:t>•  All three Receipts in full. Each one now carries what was unclear, what you had to work out, what you contributed and what happened. The scope qualifiers stay in: one measure, my team's work, a ninety day window.</w:t>
       </w:r>
     </w:p>
     <w:p>

--- a/deliverables/Videos_4_5_Record_Together_OnePager.docx
+++ b/deliverables/Videos_4_5_Record_Together_OnePager.docx
@@ -154,13 +154,32 @@
           <w:color w:val="8A6D1E"/>
           <w:sz w:val="20"/>
         </w:rPr>
-        <w:t xml:space="preserve">Total  </w:t>
+        <w:t xml:space="preserve">Long form total  </w:t>
       </w:r>
       <w:r>
         <w:rPr>
           <w:sz w:val="21"/>
         </w:rPr>
         <w:t>About 60 to 75 minutes including resets and the break</w:t>
+      </w:r>
+    </w:p>
+    <w:p>
+      <w:pPr>
+        <w:spacing w:after="80"/>
+      </w:pPr>
+      <w:r>
+        <w:rPr>
+          <w:b/>
+          <w:color w:val="8A6D1E"/>
+          <w:sz w:val="20"/>
+        </w:rPr>
+        <w:t xml:space="preserve">With the eight Shorts  </w:t>
+      </w:r>
+      <w:r>
+        <w:rPr>
+          <w:sz w:val="21"/>
+        </w:rPr>
+        <w:t>About 1 hour 50 minutes to 2 hours 25 minutes</w:t>
       </w:r>
     </w:p>
     <w:p>
@@ -237,6 +256,96 @@
           <w:sz w:val="24"/>
         </w:rPr>
         <w:t>“I get brought in when the evidence is incomplete and an important decision still has to be made.”</w:t>
+      </w:r>
+    </w:p>
+    <w:p>
+      <w:pPr>
+        <w:spacing w:before="320" w:after="120"/>
+        <w:keepNext w:val="1"/>
+        <w:keepLines w:val="1"/>
+      </w:pPr>
+      <w:r>
+        <w:rPr>
+          <w:b/>
+          <w:i w:val="0"/>
+          <w:color w:val="112345"/>
+          <w:sz w:val="26"/>
+        </w:rPr>
+        <w:t>THE EIGHT DEDICATED SHORTS, OPTIONAL BUT RECOMMENDED</w:t>
+      </w:r>
+    </w:p>
+    <w:p>
+      <w:pPr>
+        <w:spacing w:before="0" w:after="120"/>
+      </w:pPr>
+      <w:r>
+        <w:rPr>
+          <w:b w:val="0"/>
+          <w:i w:val="0"/>
+          <w:sz w:val="21"/>
+        </w:rPr>
+        <w:t>Four vertical Shorts per video, recorded as their own takes rather than clipped from the horizontal master. Scripts are in each package as Video_N_Four_Short_Form_Recording_Scripts.docx and as one file per Short in Video_N_Shorts/.</w:t>
+      </w:r>
+    </w:p>
+    <w:p>
+      <w:pPr>
+        <w:spacing w:before="0" w:after="80"/>
+      </w:pPr>
+      <w:r>
+        <w:rPr>
+          <w:b/>
+          <w:i w:val="0"/>
+          <w:color w:val="112345"/>
+          <w:sz w:val="22"/>
+        </w:rPr>
+        <w:t>RECOMMENDED ORDER: both long-form videos first, then all eight Shorts in one vertical block.</w:t>
+      </w:r>
+    </w:p>
+    <w:p>
+      <w:pPr>
+        <w:spacing w:before="0" w:after="120"/>
+      </w:pPr>
+      <w:r>
+        <w:rPr>
+          <w:b w:val="0"/>
+          <w:i w:val="0"/>
+          <w:color w:val="5A6B82"/>
+          <w:sz w:val="21"/>
+        </w:rPr>
+        <w:t>Two reasons. The long-form takes are the hardest and the most fragile, so they should happen while you are freshest. And the Shorts all share one vertical setup, so doing them together means changing the rig once instead of twice. Shorts are short, forgiving and repeatable, which makes them the right thing to do when energy is lower.</w:t>
+      </w:r>
+    </w:p>
+    <w:p>
+      <w:pPr>
+        <w:spacing w:before="0" w:after="120"/>
+      </w:pPr>
+      <w:r>
+        <w:rPr>
+          <w:b w:val="0"/>
+          <w:i w:val="0"/>
+          <w:color w:val="5A6B82"/>
+          <w:sz w:val="21"/>
+        </w:rPr>
+        <w:t>The alternative, Video 4 long-form then its four Shorts then Video 5 and its four, keeps each video's material together while it is fresh in your head. It costs two camera changes and puts the second long-form after a block of vertical work. Use it only if you would rather finish one video completely before starting the next.</w:t>
+      </w:r>
+    </w:p>
+    <w:p>
+      <w:pPr>
+        <w:spacing w:before="200" w:after="200"/>
+        <w:ind w:left="216"/>
+        <w:pBdr>
+          <w:left w:val="single" w:sz="18" w:color="9B2C10" w:space="8"/>
+        </w:pBdr>
+        <w:keepNext w:val="1"/>
+        <w:keepLines w:val="1"/>
+      </w:pPr>
+      <w:r>
+        <w:rPr>
+          <w:b/>
+          <w:color w:val="9B2C10"/>
+          <w:sz w:val="21"/>
+        </w:rPr>
+        <w:t>The eight Shorts do not fit inside the original 60 to 75 minute estimate. Budget roughly another 50 to 70 minutes, including the rig change to vertical and two or three takes each.</w:t>
       </w:r>
     </w:p>
     <w:p>
@@ -344,6 +453,32 @@
           <w:sz w:val="21"/>
         </w:rPr>
         <w:t>•  Before you power down, play back the last thirty seconds of both recordings and confirm the endings exist.</w:t>
+      </w:r>
+    </w:p>
+    <w:p>
+      <w:pPr>
+        <w:spacing w:before="0" w:after="100"/>
+      </w:pPr>
+      <w:r>
+        <w:rPr>
+          <w:b w:val="0"/>
+          <w:i w:val="0"/>
+          <w:sz w:val="21"/>
+        </w:rPr>
+        <w:t>•  BREAK, then switch the rig to vertical 9:16 for the Shorts block.</w:t>
+      </w:r>
+    </w:p>
+    <w:p>
+      <w:pPr>
+        <w:spacing w:before="0" w:after="100"/>
+      </w:pPr>
+      <w:r>
+        <w:rPr>
+          <w:b w:val="0"/>
+          <w:i w:val="0"/>
+          <w:sz w:val="21"/>
+        </w:rPr>
+        <w:t>•  EIGHT SHORTS. Video 4's four, then Video 5's four. Each is its own take with its own complete ending. Check the frame is vertical before the first one.</w:t>
       </w:r>
     </w:p>
     <w:p>
